--- a/pr-preview/pr-311/index-tracked-changes.docx
+++ b/pr-preview/pr-311/index-tracked-changes.docx
@@ -16,7 +16,7 @@
       </w:pPr>
       <w:del w:id="1" w:author="PR Preview" w:date="2026-01-01T00:00:00Z">
         <w:r>
-          <w:delText xml:space="preserve">Last modified: 2026-10-15 13:39:21 (PDT)</w:delText>
+          <w:delText xml:space="preserve">Last modified: 2026-10-15 14:23:59 (PDT)</w:delText>
         </w:r>
       </w:del>
     </w:p>
@@ -26,7 +26,7 @@
       </w:pPr>
       <w:ins w:id="2" w:author="PR Preview" w:date="2026-01-01T00:00:00Z">
         <w:r>
-          <w:t xml:space="preserve">Last modified: 2026-10-15 13:56:31 (PDT)</w:t>
+          <w:t xml:space="preserve">Last modified: 2026-10-15 15:23:10 (PDT)</w:t>
         </w:r>
       </w:ins>
     </w:p>

--- a/pr-preview/pr-311/index-tracked-changes.docx
+++ b/pr-preview/pr-311/index-tracked-changes.docx
@@ -16,7 +16,7 @@
       </w:pPr>
       <w:del w:id="1" w:author="PR Preview" w:date="2026-01-01T00:00:00Z">
         <w:r>
-          <w:delText xml:space="preserve">Last modified: 2026-10-15 14:23:59 (PDT)</w:delText>
+          <w:delText xml:space="preserve">Last modified: 2026-10-15 18:37:38 (PDT)</w:delText>
         </w:r>
       </w:del>
     </w:p>
@@ -26,11 +26,11 @@
       </w:pPr>
       <w:ins w:id="2" w:author="PR Preview" w:date="2026-01-01T00:00:00Z">
         <w:r>
-          <w:t xml:space="preserve">Last modified: 2026-10-15 15:23:10 (PDT)</w:t>
-        </w:r>
-      </w:ins>
-    </w:p>
-    <w:bookmarkStart w:id="26" w:name="welcome"/>
+          <w:t xml:space="preserve">Last modified: 2026-10-15 18:40:39 (PDT)</w:t>
+        </w:r>
+      </w:ins>
+    </w:p>
+    <w:bookmarkStart w:id="27" w:name="welcome"/>
     <w:p>
       <w:pPr>
         <w:pStyle w:val="Heading2"/>
@@ -134,7 +134,7 @@
         <w:t xml:space="preserve"> </w:t>
       </w:r>
       <w:r>
-        <w:t xml:space="preserve">common symbols, natural numbers, the percent sign,</w:t>
+        <w:t xml:space="preserve">common symbols</w:t>
       </w:r>
       <w:r>
         <w:t xml:space="preserve"> </w:t>
@@ -152,6 +152,38 @@
         </w:numPr>
       </w:pPr>
       <w:hyperlink r:id="rId10">
+        <w:r>
+          <w:rPr>
+            <w:rStyle w:val="Hyperlink"/>
+          </w:rPr>
+          <w:t xml:space="preserve">Number Systems</w:t>
+        </w:r>
+      </w:hyperlink>
+      <w:r>
+        <w:t xml:space="preserve">:</w:t>
+      </w:r>
+      <w:r>
+        <w:t xml:space="preserve"> </w:t>
+      </w:r>
+      <w:r>
+        <w:t xml:space="preserve">the integers, natural numbers, even and odd numbers,</w:t>
+      </w:r>
+      <w:r>
+        <w:t xml:space="preserve"> </w:t>
+      </w:r>
+      <w:r>
+        <w:t xml:space="preserve">and the rational, real, and irrational numbers</w:t>
+      </w:r>
+    </w:p>
+    <w:p>
+      <w:pPr>
+        <w:pStyle w:val="Compact"/>
+        <w:numPr>
+          <w:ilvl w:val="0"/>
+          <w:numId w:val="1001"/>
+        </w:numPr>
+      </w:pPr>
+      <w:hyperlink r:id="rId11">
         <w:del w:id="3" w:author="PR Preview" w:date="2026-01-01T00:00:00Z">
           <w:r>
             <w:rPr>
@@ -215,7 +247,7 @@
           <w:numId w:val="1001"/>
         </w:numPr>
       </w:pPr>
-      <w:hyperlink r:id="rId10">
+      <w:hyperlink r:id="rId11">
         <w:ins w:id="13" w:author="PR Preview" w:date="2026-01-01T00:00:00Z">
           <w:r>
             <w:rPr>
@@ -239,7 +271,7 @@
           <w:numId w:val="1002"/>
         </w:numPr>
       </w:pPr>
-      <w:hyperlink r:id="rId11">
+      <w:hyperlink r:id="rId12">
         <w:ins w:id="15" w:author="PR Preview" w:date="2026-01-01T00:00:00Z">
           <w:r>
             <w:rPr>
@@ -293,7 +325,7 @@
           <w:numId w:val="1002"/>
         </w:numPr>
       </w:pPr>
-      <w:hyperlink r:id="rId12">
+      <w:hyperlink r:id="rId13">
         <w:ins w:id="23" w:author="PR Preview" w:date="2026-01-01T00:00:00Z">
           <w:r>
             <w:rPr>
@@ -327,7 +359,7 @@
           <w:numId w:val="1002"/>
         </w:numPr>
       </w:pPr>
-      <w:hyperlink r:id="rId13">
+      <w:hyperlink r:id="rId14">
         <w:ins w:id="27" w:author="PR Preview" w:date="2026-01-01T00:00:00Z">
           <w:r>
             <w:rPr>
@@ -361,7 +393,7 @@
           <w:numId w:val="1001"/>
         </w:numPr>
       </w:pPr>
-      <w:hyperlink r:id="rId14">
+      <w:hyperlink r:id="rId15">
         <w:r>
           <w:rPr>
             <w:rStyle w:val="Hyperlink"/>
@@ -381,7 +413,7 @@
       <w:r>
         <w:t xml:space="preserve"> </w:t>
       </w:r>
-      <w:hyperlink r:id="rId15">
+      <w:hyperlink r:id="rId16">
         <w:r>
           <w:rPr>
             <w:rStyle w:val="Hyperlink"/>
@@ -396,7 +428,7 @@
         <w:t xml:space="preserve"> </w:t>
       </w:r>
       <w:r>
-        <w:t xml:space="preserve">sums, products, quotients, exponentials and logarithms</w:t>
+        <w:t xml:space="preserve">percent, sums, products, quotients, exponentials and logarithms</w:t>
       </w:r>
     </w:p>
     <w:p>
@@ -407,7 +439,7 @@
           <w:numId w:val="1001"/>
         </w:numPr>
       </w:pPr>
-      <w:hyperlink r:id="rId16">
+      <w:hyperlink r:id="rId17">
         <w:r>
           <w:rPr>
             <w:rStyle w:val="Hyperlink"/>
@@ -444,7 +476,7 @@
           <w:numId w:val="1001"/>
         </w:numPr>
       </w:pPr>
-      <w:hyperlink r:id="rId17">
+      <w:hyperlink r:id="rId18">
         <w:r>
           <w:rPr>
             <w:rStyle w:val="Hyperlink"/>
@@ -470,7 +502,7 @@
       <w:r>
         <w:t xml:space="preserve"> </w:t>
       </w:r>
-      <w:hyperlink r:id="rId18">
+      <w:hyperlink r:id="rId19">
         <w:r>
           <w:rPr>
             <w:rStyle w:val="Hyperlink"/>
@@ -484,7 +516,7 @@
       <w:r>
         <w:t xml:space="preserve"> </w:t>
       </w:r>
-      <w:hyperlink r:id="rId19">
+      <w:hyperlink r:id="rId20">
         <w:r>
           <w:rPr>
             <w:rStyle w:val="Hyperlink"/>
@@ -504,7 +536,7 @@
       <w:r>
         <w:t xml:space="preserve"> </w:t>
       </w:r>
-      <w:hyperlink r:id="rId20">
+      <w:hyperlink r:id="rId21">
         <w:r>
           <w:rPr>
             <w:rStyle w:val="Hyperlink"/>
@@ -533,7 +565,7 @@
           <w:numId w:val="1001"/>
         </w:numPr>
       </w:pPr>
-      <w:hyperlink r:id="rId21">
+      <w:hyperlink r:id="rId22">
         <w:r>
           <w:rPr>
             <w:rStyle w:val="Hyperlink"/>
@@ -571,7 +603,7 @@
           <w:numId w:val="1001"/>
         </w:numPr>
       </w:pPr>
-      <w:hyperlink r:id="rId22">
+      <w:hyperlink r:id="rId23">
         <w:r>
           <w:rPr>
             <w:rStyle w:val="Hyperlink"/>
@@ -603,7 +635,7 @@
           <w:numId w:val="1001"/>
         </w:numPr>
       </w:pPr>
-      <w:hyperlink r:id="rId23">
+      <w:hyperlink r:id="rId24">
         <w:r>
           <w:rPr>
             <w:rStyle w:val="Hyperlink"/>
@@ -635,7 +667,7 @@
           <w:numId w:val="1001"/>
         </w:numPr>
       </w:pPr>
-      <w:hyperlink r:id="rId24">
+      <w:hyperlink r:id="rId25">
         <w:r>
           <w:rPr>
             <w:rStyle w:val="Hyperlink"/>
@@ -655,7 +687,7 @@
       <w:r>
         <w:t xml:space="preserve"> </w:t>
       </w:r>
-      <w:hyperlink r:id="rId25">
+      <w:hyperlink r:id="rId26">
         <w:r>
           <w:rPr>
             <w:rStyle w:val="Hyperlink"/>
@@ -664,8 +696,8 @@
         </w:r>
       </w:hyperlink>
     </w:p>
-    <w:bookmarkEnd w:id="26"/>
-    <w:bookmarkStart w:id="36" w:name="further-reading"/>
+    <w:bookmarkEnd w:id="27"/>
+    <w:bookmarkStart w:id="37" w:name="further-reading"/>
     <w:p>
       <w:pPr>
         <w:pStyle w:val="Heading2"/>
@@ -689,7 +721,7 @@
           <w:numId w:val="1003"/>
         </w:numPr>
       </w:pPr>
-      <w:hyperlink r:id="rId27">
+      <w:hyperlink r:id="rId28">
         <w:r>
           <w:rPr>
             <w:rStyle w:val="Hyperlink"/>
@@ -765,7 +797,7 @@
           <w:numId w:val="1003"/>
         </w:numPr>
       </w:pPr>
-      <w:hyperlink r:id="rId28">
+      <w:hyperlink r:id="rId29">
         <w:r>
           <w:rPr>
             <w:rStyle w:val="Hyperlink"/>
@@ -794,7 +826,7 @@
       <w:r>
         <w:t xml:space="preserve"> </w:t>
       </w:r>
-      <w:hyperlink r:id="rId29">
+      <w:hyperlink r:id="rId30">
         <w:r>
           <w:rPr>
             <w:rStyle w:val="Hyperlink"/>
@@ -820,7 +852,7 @@
       <w:r>
         <w:t xml:space="preserve"> </w:t>
       </w:r>
-      <w:hyperlink r:id="rId30">
+      <w:hyperlink r:id="rId31">
         <w:r>
           <w:rPr>
             <w:rStyle w:val="Hyperlink"/>
@@ -855,7 +887,7 @@
       <w:r>
         <w:t xml:space="preserve"> </w:t>
       </w:r>
-      <w:hyperlink r:id="rId21">
+      <w:hyperlink r:id="rId22">
         <w:r>
           <w:rPr>
             <w:rStyle w:val="Hyperlink"/>
@@ -872,7 +904,7 @@
       <w:r>
         <w:t xml:space="preserve"> </w:t>
       </w:r>
-      <w:hyperlink r:id="rId22">
+      <w:hyperlink r:id="rId23">
         <w:r>
           <w:rPr>
             <w:rStyle w:val="Hyperlink"/>
@@ -894,7 +926,7 @@
           <w:numId w:val="1003"/>
         </w:numPr>
       </w:pPr>
-      <w:hyperlink r:id="rId31">
+      <w:hyperlink r:id="rId32">
         <w:r>
           <w:rPr>
             <w:rStyle w:val="Hyperlink"/>
@@ -929,7 +961,7 @@
       <w:r>
         <w:t xml:space="preserve"> </w:t>
       </w:r>
-      <w:hyperlink r:id="rId17">
+      <w:hyperlink r:id="rId18">
         <w:r>
           <w:rPr>
             <w:rStyle w:val="Hyperlink"/>
@@ -946,7 +978,7 @@
       <w:r>
         <w:t xml:space="preserve"> </w:t>
       </w:r>
-      <w:hyperlink r:id="rId22">
+      <w:hyperlink r:id="rId23">
         <w:r>
           <w:rPr>
             <w:rStyle w:val="Hyperlink"/>
@@ -974,7 +1006,7 @@
           <w:numId w:val="1003"/>
         </w:numPr>
       </w:pPr>
-      <w:hyperlink r:id="rId32">
+      <w:hyperlink r:id="rId33">
         <w:r>
           <w:rPr>
             <w:rStyle w:val="Hyperlink"/>
@@ -1003,7 +1035,7 @@
           <w:numId w:val="1004"/>
         </w:numPr>
       </w:pPr>
-      <w:hyperlink r:id="rId33">
+      <w:hyperlink r:id="rId34">
         <w:r>
           <w:rPr>
             <w:rStyle w:val="Hyperlink"/>
@@ -1020,7 +1052,7 @@
       <w:r>
         <w:t xml:space="preserve"> </w:t>
       </w:r>
-      <w:hyperlink r:id="rId21">
+      <w:hyperlink r:id="rId22">
         <w:r>
           <w:rPr>
             <w:rStyle w:val="Hyperlink"/>
@@ -1043,7 +1075,7 @@
           <w:numId w:val="1004"/>
         </w:numPr>
       </w:pPr>
-      <w:hyperlink r:id="rId34">
+      <w:hyperlink r:id="rId35">
         <w:r>
           <w:rPr>
             <w:rStyle w:val="Hyperlink"/>
@@ -1060,7 +1092,7 @@
       <w:r>
         <w:t xml:space="preserve"> </w:t>
       </w:r>
-      <w:hyperlink r:id="rId17">
+      <w:hyperlink r:id="rId18">
         <w:r>
           <w:rPr>
             <w:rStyle w:val="Hyperlink"/>
@@ -1083,7 +1115,7 @@
           <w:numId w:val="1004"/>
         </w:numPr>
       </w:pPr>
-      <w:hyperlink r:id="rId35">
+      <w:hyperlink r:id="rId36">
         <w:r>
           <w:rPr>
             <w:rStyle w:val="Hyperlink"/>
@@ -1100,7 +1132,7 @@
       <w:r>
         <w:t xml:space="preserve"> </w:t>
       </w:r>
-      <w:hyperlink r:id="rId22">
+      <w:hyperlink r:id="rId23">
         <w:r>
           <w:rPr>
             <w:rStyle w:val="Hyperlink"/>
@@ -1117,7 +1149,7 @@
       <w:r>
         <w:t xml:space="preserve"> </w:t>
       </w:r>
-      <w:hyperlink r:id="rId23">
+      <w:hyperlink r:id="rId24">
         <w:r>
           <w:rPr>
             <w:rStyle w:val="Hyperlink"/>
@@ -1132,8 +1164,8 @@
         <w:t xml:space="preserve">pages.</w:t>
       </w:r>
     </w:p>
-    <w:bookmarkEnd w:id="36"/>
-    <w:bookmarkStart w:id="37" w:name="using-these-notes-in-another-site"/>
+    <w:bookmarkEnd w:id="37"/>
+    <w:bookmarkStart w:id="38" w:name="using-these-notes-in-another-site"/>
     <w:p>
       <w:pPr>
         <w:pStyle w:val="Heading2"/>
@@ -1322,7 +1354,39 @@
             <w:pPr>
               <w:pStyle w:val="Compact"/>
             </w:pPr>
-            <w:hyperlink r:id="rId11">
+            <w:hyperlink r:id="rId10">
+              <w:r>
+                <w:rPr>
+                  <w:rStyle w:val="Hyperlink"/>
+                </w:rPr>
+                <w:t xml:space="preserve">Number Systems</w:t>
+              </w:r>
+            </w:hyperlink>
+          </w:p>
+        </w:tc>
+        <w:tc>
+          <w:tcPr/>
+          <w:p>
+            <w:pPr>
+              <w:pStyle w:val="Compact"/>
+            </w:pPr>
+            <w:r>
+              <w:rPr>
+                <w:rStyle w:val="VerbatimChar"/>
+              </w:rPr>
+              <w:t xml:space="preserve">mds/_number-systems.qmd</w:t>
+            </w:r>
+          </w:p>
+        </w:tc>
+      </w:tr>
+      <w:tr>
+        <w:tc>
+          <w:tcPr/>
+          <w:p>
+            <w:pPr>
+              <w:pStyle w:val="Compact"/>
+            </w:pPr>
+            <w:hyperlink r:id="rId12">
               <w:r>
                 <w:rPr>
                   <w:rStyle w:val="Hyperlink"/>
@@ -1354,7 +1418,7 @@
             <w:pPr>
               <w:pStyle w:val="Compact"/>
             </w:pPr>
-            <w:hyperlink r:id="rId12">
+            <w:hyperlink r:id="rId13">
               <w:r>
                 <w:rPr>
                   <w:rStyle w:val="Hyperlink"/>
@@ -1386,7 +1450,7 @@
             <w:pPr>
               <w:pStyle w:val="Compact"/>
             </w:pPr>
-            <w:hyperlink r:id="rId13">
+            <w:hyperlink r:id="rId14">
               <w:r>
                 <w:rPr>
                   <w:rStyle w:val="Hyperlink"/>
@@ -1418,7 +1482,7 @@
             <w:pPr>
               <w:pStyle w:val="Compact"/>
             </w:pPr>
-            <w:hyperlink r:id="rId14">
+            <w:hyperlink r:id="rId15">
               <w:r>
                 <w:rPr>
                   <w:rStyle w:val="Hyperlink"/>
@@ -1450,7 +1514,7 @@
             <w:pPr>
               <w:pStyle w:val="Compact"/>
             </w:pPr>
-            <w:hyperlink r:id="rId16">
+            <w:hyperlink r:id="rId17">
               <w:r>
                 <w:rPr>
                   <w:rStyle w:val="Hyperlink"/>
@@ -1482,7 +1546,7 @@
             <w:pPr>
               <w:pStyle w:val="Compact"/>
             </w:pPr>
-            <w:hyperlink r:id="rId17">
+            <w:hyperlink r:id="rId18">
               <w:r>
                 <w:rPr>
                   <w:rStyle w:val="Hyperlink"/>
@@ -1538,7 +1602,7 @@
             <w:pPr>
               <w:pStyle w:val="Compact"/>
             </w:pPr>
-            <w:hyperlink r:id="rId21">
+            <w:hyperlink r:id="rId22">
               <w:r>
                 <w:rPr>
                   <w:rStyle w:val="Hyperlink"/>
@@ -1570,7 +1634,7 @@
             <w:pPr>
               <w:pStyle w:val="Compact"/>
             </w:pPr>
-            <w:hyperlink r:id="rId22">
+            <w:hyperlink r:id="rId23">
               <w:r>
                 <w:rPr>
                   <w:rStyle w:val="Hyperlink"/>
@@ -1602,7 +1666,7 @@
             <w:pPr>
               <w:pStyle w:val="Compact"/>
             </w:pPr>
-            <w:hyperlink r:id="rId23">
+            <w:hyperlink r:id="rId24">
               <w:r>
                 <w:rPr>
                   <w:rStyle w:val="Hyperlink"/>
@@ -1634,7 +1698,7 @@
             <w:pPr>
               <w:pStyle w:val="Compact"/>
             </w:pPr>
-            <w:hyperlink r:id="rId24">
+            <w:hyperlink r:id="rId25">
               <w:r>
                 <w:rPr>
                   <w:rStyle w:val="Hyperlink"/>
@@ -1687,20 +1751,38 @@
           <w:rPr>
             <w:rStyle w:val="VerbatimChar"/>
           </w:rPr>
+          <w:delText xml:space="preserve">_number-systems.qmd</w:delText>
+        </w:r>
+      </w:del>
+      <w:del w:id="35" w:author="PR Preview" w:date="2026-01-01T00:00:00Z">
+        <w:r>
+          <w:delText xml:space="preserve">,</w:delText>
+        </w:r>
+      </w:del>
+      <w:del w:id="36" w:author="PR Preview" w:date="2026-01-01T00:00:00Z">
+        <w:r>
+          <w:delText xml:space="preserve"> </w:delText>
+        </w:r>
+      </w:del>
+      <w:del w:id="37" w:author="PR Preview" w:date="2026-01-01T00:00:00Z">
+        <w:r>
+          <w:rPr>
+            <w:rStyle w:val="VerbatimChar"/>
+          </w:rPr>
           <w:delText xml:space="preserve">_sets-functions.qmd</w:delText>
         </w:r>
       </w:del>
-      <w:del w:id="35" w:author="PR Preview" w:date="2026-01-01T00:00:00Z">
+      <w:del w:id="38" w:author="PR Preview" w:date="2026-01-01T00:00:00Z">
         <w:r>
           <w:delText xml:space="preserve">,</w:delText>
         </w:r>
       </w:del>
-      <w:del w:id="36" w:author="PR Preview" w:date="2026-01-01T00:00:00Z">
+      <w:del w:id="39" w:author="PR Preview" w:date="2026-01-01T00:00:00Z">
         <w:r>
           <w:delText xml:space="preserve"> </w:delText>
         </w:r>
       </w:del>
-      <w:del w:id="37" w:author="PR Preview" w:date="2026-01-01T00:00:00Z">
+      <w:del w:id="40" w:author="PR Preview" w:date="2026-01-01T00:00:00Z">
         <w:r>
           <w:rPr>
             <w:rStyle w:val="VerbatimChar"/>
@@ -1708,17 +1790,17 @@
           <w:delText xml:space="preserve">_algebra.qmd</w:delText>
         </w:r>
       </w:del>
-      <w:del w:id="38" w:author="PR Preview" w:date="2026-01-01T00:00:00Z">
+      <w:del w:id="41" w:author="PR Preview" w:date="2026-01-01T00:00:00Z">
         <w:r>
           <w:delText xml:space="preserve">,</w:delText>
         </w:r>
       </w:del>
-      <w:del w:id="39" w:author="PR Preview" w:date="2026-01-01T00:00:00Z">
+      <w:del w:id="42" w:author="PR Preview" w:date="2026-01-01T00:00:00Z">
         <w:r>
           <w:delText xml:space="preserve"> </w:delText>
         </w:r>
       </w:del>
-      <w:del w:id="40" w:author="PR Preview" w:date="2026-01-01T00:00:00Z">
+      <w:del w:id="43" w:author="PR Preview" w:date="2026-01-01T00:00:00Z">
         <w:r>
           <w:rPr>
             <w:rStyle w:val="VerbatimChar"/>
@@ -1726,17 +1808,17 @@
           <w:delText xml:space="preserve">_measures.qmd</w:delText>
         </w:r>
       </w:del>
-      <w:del w:id="41" w:author="PR Preview" w:date="2026-01-01T00:00:00Z">
+      <w:del w:id="44" w:author="PR Preview" w:date="2026-01-01T00:00:00Z">
         <w:r>
           <w:delText xml:space="preserve">, and</w:delText>
         </w:r>
       </w:del>
-      <w:del w:id="42" w:author="PR Preview" w:date="2026-01-01T00:00:00Z">
+      <w:del w:id="45" w:author="PR Preview" w:date="2026-01-01T00:00:00Z">
         <w:r>
           <w:delText xml:space="preserve"> </w:delText>
         </w:r>
       </w:del>
-      <w:del w:id="43" w:author="PR Preview" w:date="2026-01-01T00:00:00Z">
+      <w:del w:id="46" w:author="PR Preview" w:date="2026-01-01T00:00:00Z">
         <w:r>
           <w:rPr>
             <w:rStyle w:val="VerbatimChar"/>
@@ -1744,22 +1826,22 @@
           <w:delText xml:space="preserve">_subfiles/_sec_linear_algebra.qmd</w:delText>
         </w:r>
       </w:del>
-      <w:del w:id="44" w:author="PR Preview" w:date="2026-01-01T00:00:00Z">
+      <w:del w:id="47" w:author="PR Preview" w:date="2026-01-01T00:00:00Z">
         <w:r>
           <w:delText xml:space="preserve"> </w:delText>
         </w:r>
       </w:del>
-      <w:del w:id="45" w:author="PR Preview" w:date="2026-01-01T00:00:00Z">
+      <w:del w:id="48" w:author="PR Preview" w:date="2026-01-01T00:00:00Z">
         <w:r>
           <w:delText xml:space="preserve">include</w:delText>
         </w:r>
       </w:del>
-      <w:del w:id="46" w:author="PR Preview" w:date="2026-01-01T00:00:00Z">
+      <w:del w:id="49" w:author="PR Preview" w:date="2026-01-01T00:00:00Z">
         <w:r>
           <w:delText xml:space="preserve"> </w:delText>
         </w:r>
       </w:del>
-      <w:del w:id="47" w:author="PR Preview" w:date="2026-01-01T00:00:00Z">
+      <w:del w:id="50" w:author="PR Preview" w:date="2026-01-01T00:00:00Z">
         <w:r>
           <w:rPr>
             <w:rStyle w:val="VerbatimChar"/>
@@ -1767,42 +1849,42 @@
           <w:delText xml:space="preserve">latex-macros/macros.qmd</w:delText>
         </w:r>
       </w:del>
-      <w:del w:id="48" w:author="PR Preview" w:date="2026-01-01T00:00:00Z">
+      <w:del w:id="51" w:author="PR Preview" w:date="2026-01-01T00:00:00Z">
         <w:r>
           <w:delText xml:space="preserve"> </w:delText>
         </w:r>
       </w:del>
-      <w:del w:id="49" w:author="PR Preview" w:date="2026-01-01T00:00:00Z">
+      <w:del w:id="52" w:author="PR Preview" w:date="2026-01-01T00:00:00Z">
         <w:r>
           <w:delText xml:space="preserve">themselves;</w:delText>
         </w:r>
       </w:del>
-      <w:del w:id="50" w:author="PR Preview" w:date="2026-01-01T00:00:00Z">
+      <w:del w:id="53" w:author="PR Preview" w:date="2026-01-01T00:00:00Z">
         <w:r>
           <w:delText xml:space="preserve"> </w:delText>
         </w:r>
       </w:del>
-      <w:del w:id="51" w:author="PR Preview" w:date="2026-01-01T00:00:00Z">
+      <w:del w:id="54" w:author="PR Preview" w:date="2026-01-01T00:00:00Z">
         <w:r>
           <w:delText xml:space="preserve">a host page that includes any of the other fragments</w:delText>
         </w:r>
       </w:del>
-      <w:del w:id="52" w:author="PR Preview" w:date="2026-01-01T00:00:00Z">
+      <w:del w:id="55" w:author="PR Preview" w:date="2026-01-01T00:00:00Z">
         <w:r>
           <w:delText xml:space="preserve"> </w:delText>
         </w:r>
       </w:del>
-      <w:del w:id="53" w:author="PR Preview" w:date="2026-01-01T00:00:00Z">
+      <w:del w:id="56" w:author="PR Preview" w:date="2026-01-01T00:00:00Z">
         <w:r>
           <w:delText xml:space="preserve">must include</w:delText>
         </w:r>
       </w:del>
-      <w:del w:id="54" w:author="PR Preview" w:date="2026-01-01T00:00:00Z">
+      <w:del w:id="57" w:author="PR Preview" w:date="2026-01-01T00:00:00Z">
         <w:r>
           <w:delText xml:space="preserve"> </w:delText>
         </w:r>
       </w:del>
-      <w:del w:id="55" w:author="PR Preview" w:date="2026-01-01T00:00:00Z">
+      <w:del w:id="58" w:author="PR Preview" w:date="2026-01-01T00:00:00Z">
         <w:r>
           <w:rPr>
             <w:rStyle w:val="VerbatimChar"/>
@@ -1810,22 +1892,22 @@
           <w:delText xml:space="preserve">latex-macros/macros.qmd</w:delText>
         </w:r>
       </w:del>
-      <w:del w:id="56" w:author="PR Preview" w:date="2026-01-01T00:00:00Z">
+      <w:del w:id="59" w:author="PR Preview" w:date="2026-01-01T00:00:00Z">
         <w:r>
           <w:delText xml:space="preserve"> </w:delText>
         </w:r>
       </w:del>
-      <w:del w:id="57" w:author="PR Preview" w:date="2026-01-01T00:00:00Z">
+      <w:del w:id="60" w:author="PR Preview" w:date="2026-01-01T00:00:00Z">
         <w:r>
           <w:delText xml:space="preserve">first,</w:delText>
         </w:r>
       </w:del>
-      <w:del w:id="58" w:author="PR Preview" w:date="2026-01-01T00:00:00Z">
+      <w:del w:id="61" w:author="PR Preview" w:date="2026-01-01T00:00:00Z">
         <w:r>
           <w:delText xml:space="preserve"> </w:delText>
         </w:r>
       </w:del>
-      <w:del w:id="59" w:author="PR Preview" w:date="2026-01-01T00:00:00Z">
+      <w:del w:id="62" w:author="PR Preview" w:date="2026-01-01T00:00:00Z">
         <w:r>
           <w:delText xml:space="preserve">as the pages of this site do.</w:delText>
         </w:r>
@@ -1835,7 +1917,7 @@
       <w:pPr>
         <w:pStyle w:val="BodyText"/>
       </w:pPr>
-      <w:ins w:id="60" w:author="PR Preview" w:date="2026-01-01T00:00:00Z">
+      <w:ins w:id="63" w:author="PR Preview" w:date="2026-01-01T00:00:00Z">
         <w:r>
           <w:rPr>
             <w:rStyle w:val="VerbatimChar"/>
@@ -1843,35 +1925,53 @@
           <w:t xml:space="preserve">_notation.qmd</w:t>
         </w:r>
       </w:ins>
-      <w:ins w:id="61" w:author="PR Preview" w:date="2026-01-01T00:00:00Z">
+      <w:ins w:id="64" w:author="PR Preview" w:date="2026-01-01T00:00:00Z">
         <w:r>
           <w:t xml:space="preserve">,</w:t>
         </w:r>
       </w:ins>
-      <w:ins w:id="62" w:author="PR Preview" w:date="2026-01-01T00:00:00Z">
+      <w:ins w:id="65" w:author="PR Preview" w:date="2026-01-01T00:00:00Z">
         <w:r>
           <w:t xml:space="preserve"> </w:t>
         </w:r>
       </w:ins>
-      <w:ins w:id="63" w:author="PR Preview" w:date="2026-01-01T00:00:00Z">
+      <w:ins w:id="66" w:author="PR Preview" w:date="2026-01-01T00:00:00Z">
         <w:r>
           <w:rPr>
             <w:rStyle w:val="VerbatimChar"/>
           </w:rPr>
+          <w:t xml:space="preserve">_number-systems.qmd</w:t>
+        </w:r>
+      </w:ins>
+      <w:ins w:id="67" w:author="PR Preview" w:date="2026-01-01T00:00:00Z">
+        <w:r>
+          <w:t xml:space="preserve">,</w:t>
+        </w:r>
+      </w:ins>
+      <w:ins w:id="68" w:author="PR Preview" w:date="2026-01-01T00:00:00Z">
+        <w:r>
+          <w:t xml:space="preserve"> </w:t>
+        </w:r>
+      </w:ins>
+      <w:ins w:id="69" w:author="PR Preview" w:date="2026-01-01T00:00:00Z">
+        <w:r>
+          <w:rPr>
+            <w:rStyle w:val="VerbatimChar"/>
+          </w:rPr>
           <w:t xml:space="preserve">_sets.qmd</w:t>
         </w:r>
       </w:ins>
-      <w:ins w:id="64" w:author="PR Preview" w:date="2026-01-01T00:00:00Z">
+      <w:ins w:id="70" w:author="PR Preview" w:date="2026-01-01T00:00:00Z">
         <w:r>
           <w:t xml:space="preserve">,</w:t>
         </w:r>
       </w:ins>
-      <w:ins w:id="65" w:author="PR Preview" w:date="2026-01-01T00:00:00Z">
+      <w:ins w:id="71" w:author="PR Preview" w:date="2026-01-01T00:00:00Z">
         <w:r>
           <w:t xml:space="preserve"> </w:t>
         </w:r>
       </w:ins>
-      <w:ins w:id="66" w:author="PR Preview" w:date="2026-01-01T00:00:00Z">
+      <w:ins w:id="72" w:author="PR Preview" w:date="2026-01-01T00:00:00Z">
         <w:r>
           <w:rPr>
             <w:rStyle w:val="VerbatimChar"/>
@@ -1879,17 +1979,17 @@
           <w:t xml:space="preserve">_functions.qmd</w:t>
         </w:r>
       </w:ins>
-      <w:ins w:id="67" w:author="PR Preview" w:date="2026-01-01T00:00:00Z">
+      <w:ins w:id="73" w:author="PR Preview" w:date="2026-01-01T00:00:00Z">
         <w:r>
           <w:t xml:space="preserve">,</w:t>
         </w:r>
       </w:ins>
-      <w:ins w:id="68" w:author="PR Preview" w:date="2026-01-01T00:00:00Z">
+      <w:ins w:id="74" w:author="PR Preview" w:date="2026-01-01T00:00:00Z">
         <w:r>
           <w:t xml:space="preserve"> </w:t>
         </w:r>
       </w:ins>
-      <w:ins w:id="69" w:author="PR Preview" w:date="2026-01-01T00:00:00Z">
+      <w:ins w:id="75" w:author="PR Preview" w:date="2026-01-01T00:00:00Z">
         <w:r>
           <w:rPr>
             <w:rStyle w:val="VerbatimChar"/>
@@ -1897,17 +1997,17 @@
           <w:t xml:space="preserve">_expressions-algorithms.qmd</w:t>
         </w:r>
       </w:ins>
-      <w:ins w:id="70" w:author="PR Preview" w:date="2026-01-01T00:00:00Z">
+      <w:ins w:id="76" w:author="PR Preview" w:date="2026-01-01T00:00:00Z">
         <w:r>
           <w:t xml:space="preserve">,</w:t>
         </w:r>
       </w:ins>
-      <w:ins w:id="71" w:author="PR Preview" w:date="2026-01-01T00:00:00Z">
+      <w:ins w:id="77" w:author="PR Preview" w:date="2026-01-01T00:00:00Z">
         <w:r>
           <w:t xml:space="preserve"> </w:t>
         </w:r>
       </w:ins>
-      <w:ins w:id="72" w:author="PR Preview" w:date="2026-01-01T00:00:00Z">
+      <w:ins w:id="78" w:author="PR Preview" w:date="2026-01-01T00:00:00Z">
         <w:r>
           <w:rPr>
             <w:rStyle w:val="VerbatimChar"/>
@@ -1915,17 +2015,17 @@
           <w:t xml:space="preserve">_algebra.qmd</w:t>
         </w:r>
       </w:ins>
-      <w:ins w:id="73" w:author="PR Preview" w:date="2026-01-01T00:00:00Z">
+      <w:ins w:id="79" w:author="PR Preview" w:date="2026-01-01T00:00:00Z">
         <w:r>
           <w:t xml:space="preserve">,</w:t>
         </w:r>
       </w:ins>
-      <w:ins w:id="74" w:author="PR Preview" w:date="2026-01-01T00:00:00Z">
+      <w:ins w:id="80" w:author="PR Preview" w:date="2026-01-01T00:00:00Z">
         <w:r>
           <w:t xml:space="preserve"> </w:t>
         </w:r>
       </w:ins>
-      <w:ins w:id="75" w:author="PR Preview" w:date="2026-01-01T00:00:00Z">
+      <w:ins w:id="81" w:author="PR Preview" w:date="2026-01-01T00:00:00Z">
         <w:r>
           <w:rPr>
             <w:rStyle w:val="VerbatimChar"/>
@@ -1933,17 +2033,17 @@
           <w:t xml:space="preserve">_measures.qmd</w:t>
         </w:r>
       </w:ins>
-      <w:ins w:id="76" w:author="PR Preview" w:date="2026-01-01T00:00:00Z">
+      <w:ins w:id="82" w:author="PR Preview" w:date="2026-01-01T00:00:00Z">
         <w:r>
           <w:t xml:space="preserve">, and</w:t>
         </w:r>
       </w:ins>
-      <w:ins w:id="77" w:author="PR Preview" w:date="2026-01-01T00:00:00Z">
+      <w:ins w:id="83" w:author="PR Preview" w:date="2026-01-01T00:00:00Z">
         <w:r>
           <w:t xml:space="preserve"> </w:t>
         </w:r>
       </w:ins>
-      <w:ins w:id="78" w:author="PR Preview" w:date="2026-01-01T00:00:00Z">
+      <w:ins w:id="84" w:author="PR Preview" w:date="2026-01-01T00:00:00Z">
         <w:r>
           <w:rPr>
             <w:rStyle w:val="VerbatimChar"/>
@@ -1951,22 +2051,22 @@
           <w:t xml:space="preserve">_subfiles/_sec_linear_algebra.qmd</w:t>
         </w:r>
       </w:ins>
-      <w:ins w:id="79" w:author="PR Preview" w:date="2026-01-01T00:00:00Z">
+      <w:ins w:id="85" w:author="PR Preview" w:date="2026-01-01T00:00:00Z">
         <w:r>
           <w:t xml:space="preserve"> </w:t>
         </w:r>
       </w:ins>
-      <w:ins w:id="80" w:author="PR Preview" w:date="2026-01-01T00:00:00Z">
+      <w:ins w:id="86" w:author="PR Preview" w:date="2026-01-01T00:00:00Z">
         <w:r>
           <w:t xml:space="preserve">include</w:t>
         </w:r>
       </w:ins>
-      <w:ins w:id="81" w:author="PR Preview" w:date="2026-01-01T00:00:00Z">
+      <w:ins w:id="87" w:author="PR Preview" w:date="2026-01-01T00:00:00Z">
         <w:r>
           <w:t xml:space="preserve"> </w:t>
         </w:r>
       </w:ins>
-      <w:ins w:id="82" w:author="PR Preview" w:date="2026-01-01T00:00:00Z">
+      <w:ins w:id="88" w:author="PR Preview" w:date="2026-01-01T00:00:00Z">
         <w:r>
           <w:rPr>
             <w:rStyle w:val="VerbatimChar"/>
@@ -1974,42 +2074,42 @@
           <w:t xml:space="preserve">latex-macros/macros.qmd</w:t>
         </w:r>
       </w:ins>
-      <w:ins w:id="83" w:author="PR Preview" w:date="2026-01-01T00:00:00Z">
+      <w:ins w:id="89" w:author="PR Preview" w:date="2026-01-01T00:00:00Z">
         <w:r>
           <w:t xml:space="preserve"> </w:t>
         </w:r>
       </w:ins>
-      <w:ins w:id="84" w:author="PR Preview" w:date="2026-01-01T00:00:00Z">
+      <w:ins w:id="90" w:author="PR Preview" w:date="2026-01-01T00:00:00Z">
         <w:r>
           <w:t xml:space="preserve">themselves;</w:t>
         </w:r>
       </w:ins>
-      <w:ins w:id="85" w:author="PR Preview" w:date="2026-01-01T00:00:00Z">
+      <w:ins w:id="91" w:author="PR Preview" w:date="2026-01-01T00:00:00Z">
         <w:r>
           <w:t xml:space="preserve"> </w:t>
         </w:r>
       </w:ins>
-      <w:ins w:id="86" w:author="PR Preview" w:date="2026-01-01T00:00:00Z">
+      <w:ins w:id="92" w:author="PR Preview" w:date="2026-01-01T00:00:00Z">
         <w:r>
           <w:t xml:space="preserve">a host page that includes any of the other fragments</w:t>
         </w:r>
       </w:ins>
-      <w:ins w:id="87" w:author="PR Preview" w:date="2026-01-01T00:00:00Z">
+      <w:ins w:id="93" w:author="PR Preview" w:date="2026-01-01T00:00:00Z">
         <w:r>
           <w:t xml:space="preserve"> </w:t>
         </w:r>
       </w:ins>
-      <w:ins w:id="88" w:author="PR Preview" w:date="2026-01-01T00:00:00Z">
+      <w:ins w:id="94" w:author="PR Preview" w:date="2026-01-01T00:00:00Z">
         <w:r>
           <w:t xml:space="preserve">must include</w:t>
         </w:r>
       </w:ins>
-      <w:ins w:id="89" w:author="PR Preview" w:date="2026-01-01T00:00:00Z">
+      <w:ins w:id="95" w:author="PR Preview" w:date="2026-01-01T00:00:00Z">
         <w:r>
           <w:t xml:space="preserve"> </w:t>
         </w:r>
       </w:ins>
-      <w:ins w:id="90" w:author="PR Preview" w:date="2026-01-01T00:00:00Z">
+      <w:ins w:id="96" w:author="PR Preview" w:date="2026-01-01T00:00:00Z">
         <w:r>
           <w:rPr>
             <w:rStyle w:val="VerbatimChar"/>
@@ -2017,22 +2117,22 @@
           <w:t xml:space="preserve">latex-macros/macros.qmd</w:t>
         </w:r>
       </w:ins>
-      <w:ins w:id="91" w:author="PR Preview" w:date="2026-01-01T00:00:00Z">
+      <w:ins w:id="97" w:author="PR Preview" w:date="2026-01-01T00:00:00Z">
         <w:r>
           <w:t xml:space="preserve"> </w:t>
         </w:r>
       </w:ins>
-      <w:ins w:id="92" w:author="PR Preview" w:date="2026-01-01T00:00:00Z">
+      <w:ins w:id="98" w:author="PR Preview" w:date="2026-01-01T00:00:00Z">
         <w:r>
           <w:t xml:space="preserve">first,</w:t>
         </w:r>
       </w:ins>
-      <w:ins w:id="93" w:author="PR Preview" w:date="2026-01-01T00:00:00Z">
+      <w:ins w:id="99" w:author="PR Preview" w:date="2026-01-01T00:00:00Z">
         <w:r>
           <w:t xml:space="preserve"> </w:t>
         </w:r>
       </w:ins>
-      <w:ins w:id="94" w:author="PR Preview" w:date="2026-01-01T00:00:00Z">
+      <w:ins w:id="100" w:author="PR Preview" w:date="2026-01-01T00:00:00Z">
         <w:r>
           <w:t xml:space="preserve">as the pages of this site do.</w:t>
         </w:r>
@@ -2085,8 +2185,8 @@
         <w:t xml:space="preserve">.</w:t>
       </w:r>
     </w:p>
-    <w:bookmarkEnd w:id="37"/>
-    <w:bookmarkStart w:id="41" w:name="references"/>
+    <w:bookmarkEnd w:id="38"/>
+    <w:bookmarkStart w:id="42" w:name="references"/>
     <w:p>
       <w:pPr>
         <w:pStyle w:val="Heading2"/>
@@ -2095,8 +2195,8 @@
         <w:t xml:space="preserve">References</w:t>
       </w:r>
     </w:p>
-    <w:bookmarkStart w:id="40" w:name="refs"/>
-    <w:bookmarkStart w:id="39" w:name="ref-cheng2025math"/>
+    <w:bookmarkStart w:id="41" w:name="refs"/>
+    <w:bookmarkStart w:id="40" w:name="ref-cheng2025math"/>
     <w:p>
       <w:pPr>
         <w:pStyle w:val="Bibliography"/>
@@ -2138,7 +2238,7 @@
       <w:r>
         <w:t xml:space="preserve"> </w:t>
       </w:r>
-      <w:hyperlink r:id="rId38">
+      <w:hyperlink r:id="rId39">
         <w:r>
           <w:rPr>
             <w:rStyle w:val="Hyperlink"/>
@@ -2150,9 +2250,9 @@
         <w:t xml:space="preserve">.</w:t>
       </w:r>
     </w:p>
-    <w:bookmarkEnd w:id="39"/>
     <w:bookmarkEnd w:id="40"/>
     <w:bookmarkEnd w:id="41"/>
+    <w:bookmarkEnd w:id="42"/>
     <w:sectPr>
       <w:footnotePr>
         <w:numRestart w:val="eachSect"/>
